--- a/backend_flask/plantillas_word/Solicitud no realización.docx
+++ b/backend_flask/plantillas_word/Solicitud no realización.docx
@@ -1,6 +1,6 @@
 
 <file path=word/document.xml><?xml version="1.0" encoding="utf-8"?>
-<w:document xmlns:wpc="http://schemas.microsoft.com/office/word/2010/wordprocessingCanvas" xmlns:cx="http://schemas.microsoft.com/office/drawing/2014/chartex" xmlns:cx1="http://schemas.microsoft.com/office/drawing/2015/9/8/chartex" xmlns:cx2="http://schemas.microsoft.com/office/drawing/2015/10/21/chartex" xmlns:cx3="http://schemas.microsoft.com/office/drawing/2016/5/9/chartex" xmlns:cx4="http://schemas.microsoft.com/office/drawing/2016/5/10/chartex" xmlns:cx5="http://schemas.microsoft.com/office/drawing/2016/5/11/chartex" xmlns:cx6="http://schemas.microsoft.com/office/drawing/2016/5/12/chartex" xmlns:cx7="http://schemas.microsoft.com/office/drawing/2016/5/13/chartex" xmlns:cx8="http://schemas.microsoft.com/office/drawing/2016/5/14/chartex" xmlns:mc="http://schemas.openxmlformats.org/markup-compatibility/2006" xmlns:aink="http://schemas.microsoft.com/office/drawing/2016/ink" xmlns:am3d="http://schemas.microsoft.com/office/drawing/2017/model3d" xmlns:o="urn:schemas-microsoft-com:office:office" xmlns:oel="http://schemas.microsoft.com/office/2019/extlst" xmlns:r="http://schemas.openxmlformats.org/officeDocument/2006/relationships" xmlns:m="http://schemas.openxmlformats.org/officeDocument/2006/math" xmlns:v="urn:schemas-microsoft-com:vml" xmlns:wp14="http://schemas.microsoft.com/office/word/2010/wordprocessingDrawing" xmlns:wp="http://schemas.openxmlformats.org/drawingml/2006/wordprocessingDrawing" xmlns:w10="urn:schemas-microsoft-com:office:word" xmlns:w="http://schemas.openxmlformats.org/wordprocessingml/2006/main" xmlns:w14="http://schemas.microsoft.com/office/word/2010/wordml" xmlns:w15="http://schemas.microsoft.com/office/word/2012/wordml" xmlns:w16cex="http://schemas.microsoft.com/office/word/2018/wordml/cex" xmlns:w16cid="http://schemas.microsoft.com/office/word/2016/wordml/cid" xmlns:w16="http://schemas.microsoft.com/office/word/2018/wordml" xmlns:w16du="http://schemas.microsoft.com/office/word/2023/wordml/word16du" xmlns:w16sdtdh="http://schemas.microsoft.com/office/word/2020/wordml/sdtdatahash" xmlns:w16sdtfl="http://schemas.microsoft.com/office/word/2024/wordml/sdtformatlock" xmlns:w16se="http://schemas.microsoft.com/office/word/2015/wordml/symex" xmlns:wpg="http://schemas.microsoft.com/office/word/2010/wordprocessingGroup" xmlns:wpi="http://schemas.microsoft.com/office/word/2010/wordprocessingInk" xmlns:wne="http://schemas.microsoft.com/office/word/2006/wordml" xmlns:wps="http://schemas.microsoft.com/office/word/2010/wordprocessingShape" mc:Ignorable="w14 w15 w16se w16cid w16 w16cex w16sdtdh w16sdtfl w16du wp14">
+<w:document xmlns:wpc="http://schemas.microsoft.com/office/word/2010/wordprocessingCanvas" xmlns:cx="http://schemas.microsoft.com/office/drawing/2014/chartex" xmlns:cx1="http://schemas.microsoft.com/office/drawing/2015/9/8/chartex" xmlns:cx2="http://schemas.microsoft.com/office/drawing/2015/10/21/chartex" xmlns:cx3="http://schemas.microsoft.com/office/drawing/2016/5/9/chartex" xmlns:cx4="http://schemas.microsoft.com/office/drawing/2016/5/10/chartex" xmlns:cx5="http://schemas.microsoft.com/office/drawing/2016/5/11/chartex" xmlns:cx6="http://schemas.microsoft.com/office/drawing/2016/5/12/chartex" xmlns:cx7="http://schemas.microsoft.com/office/drawing/2016/5/13/chartex" xmlns:cx8="http://schemas.microsoft.com/office/drawing/2016/5/14/chartex" xmlns:mc="http://schemas.openxmlformats.org/markup-compatibility/2006" xmlns:aink="http://schemas.microsoft.com/office/drawing/2016/ink" xmlns:am3d="http://schemas.microsoft.com/office/drawing/2017/model3d" xmlns:o="urn:schemas-microsoft-com:office:office" xmlns:r="http://schemas.openxmlformats.org/officeDocument/2006/relationships" xmlns:m="http://schemas.openxmlformats.org/officeDocument/2006/math" xmlns:v="urn:schemas-microsoft-com:vml" xmlns:wp14="http://schemas.microsoft.com/office/word/2010/wordprocessingDrawing" xmlns:wp="http://schemas.openxmlformats.org/drawingml/2006/wordprocessingDrawing" xmlns:w10="urn:schemas-microsoft-com:office:word" xmlns:w="http://schemas.openxmlformats.org/wordprocessingml/2006/main" xmlns:w14="http://schemas.microsoft.com/office/word/2010/wordml" xmlns:w15="http://schemas.microsoft.com/office/word/2012/wordml" xmlns:w16cex="http://schemas.microsoft.com/office/word/2018/wordml/cex" xmlns:w16cid="http://schemas.microsoft.com/office/word/2016/wordml/cid" xmlns:w16="http://schemas.microsoft.com/office/word/2018/wordml" xmlns:w16sdtdh="http://schemas.microsoft.com/office/word/2020/wordml/sdtdatahash" xmlns:w16se="http://schemas.microsoft.com/office/word/2015/wordml/symex" xmlns:wpg="http://schemas.microsoft.com/office/word/2010/wordprocessingGroup" xmlns:wpi="http://schemas.microsoft.com/office/word/2010/wordprocessingInk" xmlns:wne="http://schemas.microsoft.com/office/word/2006/wordml" xmlns:wps="http://schemas.microsoft.com/office/word/2010/wordprocessingShape" mc:Ignorable="w14 w15 w16se w16cid w16 w16cex w16sdtdh wp14">
   <w:body>
     <w:p>
       <w:pPr>
@@ -268,6 +268,17 @@
                 <w14:ligatures w14:val="none"/>
               </w:rPr>
             </w:pPr>
+            <w:r>
+              <w:rPr>
+                <w:rFonts w:eastAsia="Times New Roman" w:cs="Times New Roman"/>
+                <w:kern w:val="0"/>
+                <w:sz w:val="20"/>
+                <w:szCs w:val="20"/>
+                <w:lang w:eastAsia="es-ES"/>
+                <w14:ligatures w14:val="none"/>
+              </w:rPr>
+              <w:t>[NOMBRE]</w:t>
+            </w:r>
           </w:p>
         </w:tc>
       </w:tr>
@@ -330,6 +341,17 @@
                 <w14:ligatures w14:val="none"/>
               </w:rPr>
             </w:pPr>
+            <w:r>
+              <w:rPr>
+                <w:rFonts w:eastAsia="Times New Roman" w:cs="Times New Roman"/>
+                <w:kern w:val="0"/>
+                <w:sz w:val="20"/>
+                <w:szCs w:val="20"/>
+                <w:lang w:eastAsia="es-ES"/>
+                <w14:ligatures w14:val="none"/>
+              </w:rPr>
+              <w:t>[NIF]</w:t>
+            </w:r>
           </w:p>
         </w:tc>
         <w:tc>
@@ -390,6 +412,17 @@
                 <w14:ligatures w14:val="none"/>
               </w:rPr>
             </w:pPr>
+            <w:r>
+              <w:rPr>
+                <w:rFonts w:eastAsia="Times New Roman" w:cs="Times New Roman"/>
+                <w:kern w:val="0"/>
+                <w:sz w:val="20"/>
+                <w:szCs w:val="20"/>
+                <w:lang w:eastAsia="es-ES"/>
+                <w14:ligatures w14:val="none"/>
+              </w:rPr>
+              <w:t>[TELEFONO]</w:t>
+            </w:r>
           </w:p>
         </w:tc>
         <w:tc>
@@ -450,6 +483,17 @@
                 <w14:ligatures w14:val="none"/>
               </w:rPr>
             </w:pPr>
+            <w:r>
+              <w:rPr>
+                <w:rFonts w:eastAsia="Times New Roman" w:cs="Times New Roman"/>
+                <w:kern w:val="0"/>
+                <w:sz w:val="20"/>
+                <w:szCs w:val="20"/>
+                <w:lang w:eastAsia="es-ES"/>
+                <w14:ligatures w14:val="none"/>
+              </w:rPr>
+              <w:t>[EMAIL]</w:t>
+            </w:r>
           </w:p>
         </w:tc>
       </w:tr>
@@ -513,6 +557,17 @@
                 <w14:ligatures w14:val="none"/>
               </w:rPr>
             </w:pPr>
+            <w:r>
+              <w:rPr>
+                <w:rFonts w:eastAsia="Times New Roman" w:cs="Times New Roman"/>
+                <w:kern w:val="0"/>
+                <w:sz w:val="20"/>
+                <w:szCs w:val="20"/>
+                <w:lang w:eastAsia="es-ES"/>
+                <w14:ligatures w14:val="none"/>
+              </w:rPr>
+              <w:t>[DIRECCION]</w:t>
+            </w:r>
           </w:p>
         </w:tc>
       </w:tr>
@@ -575,6 +630,17 @@
                 <w14:ligatures w14:val="none"/>
               </w:rPr>
             </w:pPr>
+            <w:r>
+              <w:rPr>
+                <w:rFonts w:eastAsia="Times New Roman" w:cs="Times New Roman"/>
+                <w:kern w:val="0"/>
+                <w:sz w:val="20"/>
+                <w:szCs w:val="20"/>
+                <w:lang w:eastAsia="es-ES"/>
+                <w14:ligatures w14:val="none"/>
+              </w:rPr>
+              <w:t>[LOCALIDAD]</w:t>
+            </w:r>
           </w:p>
         </w:tc>
         <w:tc>
@@ -636,6 +702,17 @@
                 <w14:ligatures w14:val="none"/>
               </w:rPr>
             </w:pPr>
+            <w:r>
+              <w:rPr>
+                <w:rFonts w:eastAsia="Times New Roman" w:cs="Times New Roman"/>
+                <w:kern w:val="0"/>
+                <w:sz w:val="20"/>
+                <w:szCs w:val="20"/>
+                <w:lang w:eastAsia="es-ES"/>
+                <w14:ligatures w14:val="none"/>
+              </w:rPr>
+              <w:t>[PROVINCIA]</w:t>
+            </w:r>
           </w:p>
         </w:tc>
         <w:tc>
@@ -694,6 +771,17 @@
                 <w14:ligatures w14:val="none"/>
               </w:rPr>
             </w:pPr>
+            <w:r>
+              <w:rPr>
+                <w:rFonts w:eastAsia="Times New Roman" w:cs="Times New Roman"/>
+                <w:kern w:val="0"/>
+                <w:sz w:val="20"/>
+                <w:szCs w:val="20"/>
+                <w:lang w:eastAsia="es-ES"/>
+                <w14:ligatures w14:val="none"/>
+              </w:rPr>
+              <w:t>[CP]</w:t>
+            </w:r>
           </w:p>
         </w:tc>
       </w:tr>
@@ -757,6 +845,17 @@
                 <w14:ligatures w14:val="none"/>
               </w:rPr>
             </w:pPr>
+            <w:r>
+              <w:rPr>
+                <w:rFonts w:eastAsia="Times New Roman" w:cs="Times New Roman"/>
+                <w:kern w:val="0"/>
+                <w:sz w:val="20"/>
+                <w:szCs w:val="20"/>
+                <w:lang w:eastAsia="es-ES"/>
+                <w14:ligatures w14:val="none"/>
+              </w:rPr>
+              <w:t>[GRADOS_TUTOR]</w:t>
+            </w:r>
           </w:p>
         </w:tc>
       </w:tr>
@@ -820,6 +919,39 @@
                 <w14:ligatures w14:val="none"/>
               </w:rPr>
             </w:pPr>
+            <w:r>
+              <w:rPr>
+                <w:rFonts w:eastAsia="Times New Roman" w:cs="Times New Roman"/>
+                <w:kern w:val="0"/>
+                <w:sz w:val="20"/>
+                <w:szCs w:val="20"/>
+                <w:lang w:eastAsia="es-ES"/>
+                <w14:ligatures w14:val="none"/>
+              </w:rPr>
+              <w:t>[CENTRO</w:t>
+            </w:r>
+            <w:r>
+              <w:rPr>
+                <w:rFonts w:eastAsia="Times New Roman" w:cs="Times New Roman"/>
+                <w:kern w:val="0"/>
+                <w:sz w:val="20"/>
+                <w:szCs w:val="20"/>
+                <w:lang w:eastAsia="es-ES"/>
+                <w14:ligatures w14:val="none"/>
+              </w:rPr>
+              <w:t>_NOMBRE</w:t>
+            </w:r>
+            <w:r>
+              <w:rPr>
+                <w:rFonts w:eastAsia="Times New Roman" w:cs="Times New Roman"/>
+                <w:kern w:val="0"/>
+                <w:sz w:val="20"/>
+                <w:szCs w:val="20"/>
+                <w:lang w:eastAsia="es-ES"/>
+                <w14:ligatures w14:val="none"/>
+              </w:rPr>
+              <w:t>]</w:t>
+            </w:r>
           </w:p>
         </w:tc>
         <w:tc>
@@ -887,7 +1019,7 @@
                 <w:lang w:eastAsia="es-ES"/>
                 <w14:ligatures w14:val="none"/>
               </w:rPr>
-              <w:t>20__   / 20__</w:t>
+              <w:t>[CURSO]</w:t>
             </w:r>
           </w:p>
         </w:tc>
@@ -1146,10 +1278,10 @@
         <w:tblLook w:val="04A0" w:firstRow="1" w:lastRow="0" w:firstColumn="1" w:lastColumn="0" w:noHBand="0" w:noVBand="1"/>
       </w:tblPr>
       <w:tblGrid>
-        <w:gridCol w:w="366"/>
-        <w:gridCol w:w="3735"/>
-        <w:gridCol w:w="366"/>
-        <w:gridCol w:w="4037"/>
+        <w:gridCol w:w="389"/>
+        <w:gridCol w:w="3714"/>
+        <w:gridCol w:w="389"/>
+        <w:gridCol w:w="4012"/>
       </w:tblGrid>
       <w:tr>
         <w:trPr>
@@ -2085,71 +2217,8 @@
           <w:lang w:eastAsia="es-ES"/>
           <w14:ligatures w14:val="none"/>
         </w:rPr>
-        <w:t xml:space="preserve">En_______________________________, a _____ </w:t>
-      </w:r>
-      <w:proofErr w:type="spellStart"/>
-      <w:r>
-        <w:rPr>
-          <w:rFonts w:eastAsia="Times New Roman" w:cs="Arial"/>
-          <w:kern w:val="0"/>
-          <w:sz w:val="20"/>
-          <w:szCs w:val="20"/>
-          <w:lang w:eastAsia="es-ES"/>
-          <w14:ligatures w14:val="none"/>
-        </w:rPr>
-        <w:t>de</w:t>
-      </w:r>
-      <w:proofErr w:type="spellEnd"/>
-      <w:r>
-        <w:rPr>
-          <w:rFonts w:eastAsia="Times New Roman" w:cs="Arial"/>
-          <w:kern w:val="0"/>
-          <w:sz w:val="20"/>
-          <w:szCs w:val="20"/>
-          <w:lang w:eastAsia="es-ES"/>
-          <w14:ligatures w14:val="none"/>
-        </w:rPr>
-        <w:t xml:space="preserve"> ________________ </w:t>
-      </w:r>
-      <w:proofErr w:type="spellStart"/>
-      <w:r>
-        <w:rPr>
-          <w:rFonts w:eastAsia="Times New Roman" w:cs="Arial"/>
-          <w:kern w:val="0"/>
-          <w:sz w:val="20"/>
-          <w:szCs w:val="20"/>
-          <w:lang w:eastAsia="es-ES"/>
-          <w14:ligatures w14:val="none"/>
-        </w:rPr>
-        <w:t>de</w:t>
-      </w:r>
-      <w:proofErr w:type="spellEnd"/>
-      <w:r>
-        <w:rPr>
-          <w:rFonts w:eastAsia="Times New Roman" w:cs="Arial"/>
-          <w:kern w:val="0"/>
-          <w:sz w:val="20"/>
-          <w:szCs w:val="20"/>
-          <w:lang w:eastAsia="es-ES"/>
-          <w14:ligatures w14:val="none"/>
-        </w:rPr>
-        <w:t xml:space="preserve"> 20____</w:t>
-      </w:r>
-    </w:p>
-    <w:p>
-      <w:pPr>
-        <w:spacing w:after="0" w:line="240" w:lineRule="auto"/>
-        <w:ind w:left="284"/>
-        <w:jc w:val="center"/>
-        <w:rPr>
-          <w:rFonts w:eastAsia="Times New Roman" w:cs="Arial"/>
-          <w:kern w:val="0"/>
-          <w:sz w:val="20"/>
-          <w:szCs w:val="20"/>
-          <w:lang w:eastAsia="es-ES"/>
-          <w14:ligatures w14:val="none"/>
-        </w:rPr>
-      </w:pPr>
+        <w:t>[LUGAR_FECHA]</w:t>
+      </w:r>
     </w:p>
     <w:p>
       <w:pPr>
@@ -2239,7 +2308,17 @@
           <w:i/>
           <w:iCs/>
         </w:rPr>
-        <w:t>SR./SRA. DIRECTOR/A DEL CENTRO DOCENTE ______________________</w:t>
+        <w:t xml:space="preserve">SR./SRA. DIRECTOR/A DEL CENTRO DOCENTE </w:t>
+      </w:r>
+      <w:r>
+        <w:rPr>
+          <w:rFonts w:ascii="Arial" w:hAnsi="Arial" w:cs="Arial"/>
+          <w:b/>
+          <w:bCs/>
+          <w:i/>
+          <w:iCs/>
+        </w:rPr>
+        <w:t>[DIRECTOR_NOMBRE]</w:t>
       </w:r>
     </w:p>
     <w:p>
@@ -2303,29 +2382,40 @@
           <w:lang w:eastAsia="es-ES"/>
           <w14:ligatures w14:val="none"/>
         </w:rPr>
-        <w:t>D/Dña.                                                                                                                                  con DNI/NIE/Pasaporte</w:t>
-      </w:r>
-      <w:r>
-        <w:rPr>
-          <w:rFonts w:eastAsia="Times New Roman" w:cs="Times New Roman"/>
-          <w:kern w:val="0"/>
-          <w:sz w:val="20"/>
-          <w:szCs w:val="20"/>
-          <w:lang w:eastAsia="es-ES"/>
-          <w14:ligatures w14:val="none"/>
-        </w:rPr>
-        <w:t>……….</w:t>
-      </w:r>
-      <w:r>
-        <w:rPr>
-          <w:rFonts w:eastAsia="Times New Roman" w:cs="Times New Roman"/>
-          <w:kern w:val="0"/>
-          <w:sz w:val="20"/>
-          <w:szCs w:val="20"/>
-          <w:lang w:eastAsia="es-ES"/>
-          <w14:ligatures w14:val="none"/>
-        </w:rPr>
-        <w:t xml:space="preserve"> </w:t>
+        <w:t xml:space="preserve">D/Dña. </w:t>
+      </w:r>
+      <w:r>
+        <w:rPr>
+          <w:rFonts w:eastAsia="Times New Roman" w:cs="Times New Roman"/>
+          <w:kern w:val="0"/>
+          <w:sz w:val="20"/>
+          <w:szCs w:val="20"/>
+          <w:lang w:eastAsia="es-ES"/>
+          <w14:ligatures w14:val="none"/>
+        </w:rPr>
+        <w:t>[NOMBRE]</w:t>
+      </w:r>
+      <w:r>
+        <w:rPr>
+          <w:rFonts w:eastAsia="Times New Roman" w:cs="Times New Roman"/>
+          <w:kern w:val="0"/>
+          <w:sz w:val="20"/>
+          <w:szCs w:val="20"/>
+          <w:lang w:eastAsia="es-ES"/>
+          <w14:ligatures w14:val="none"/>
+        </w:rPr>
+        <w:t xml:space="preserve">                                                                                            con DNI/NIE/Pasaport</w:t>
+      </w:r>
+      <w:r>
+        <w:rPr>
+          <w:rFonts w:eastAsia="Times New Roman" w:cs="Times New Roman"/>
+          <w:kern w:val="0"/>
+          <w:sz w:val="20"/>
+          <w:szCs w:val="20"/>
+          <w:lang w:eastAsia="es-ES"/>
+          <w14:ligatures w14:val="none"/>
+        </w:rPr>
+        <w:t>e [NIF]</w:t>
       </w:r>
     </w:p>
     <w:p>
@@ -2773,23 +2863,8 @@
           <w:lang w:eastAsia="es-ES"/>
           <w14:ligatures w14:val="none"/>
         </w:rPr>
-        <w:t>En_______________________________, a _____ de ________________de 20____</w:t>
-      </w:r>
-    </w:p>
-    <w:p>
-      <w:pPr>
-        <w:spacing w:after="0" w:line="240" w:lineRule="auto"/>
-        <w:ind w:left="284"/>
-        <w:jc w:val="center"/>
-        <w:rPr>
-          <w:rFonts w:eastAsia="Times New Roman" w:cs="Arial"/>
-          <w:kern w:val="0"/>
-          <w:sz w:val="20"/>
-          <w:szCs w:val="20"/>
-          <w:lang w:eastAsia="es-ES"/>
-          <w14:ligatures w14:val="none"/>
-        </w:rPr>
-      </w:pPr>
+        <w:t>[LUGAR_FECHA]</w:t>
+      </w:r>
     </w:p>
     <w:p>
       <w:pPr>
@@ -3088,7 +3163,7 @@
 </file>
 
 <file path=word/endnotes.xml><?xml version="1.0" encoding="utf-8"?>
-<w:endnotes xmlns:wpc="http://schemas.microsoft.com/office/word/2010/wordprocessingCanvas" xmlns:cx="http://schemas.microsoft.com/office/drawing/2014/chartex" xmlns:cx1="http://schemas.microsoft.com/office/drawing/2015/9/8/chartex" xmlns:cx2="http://schemas.microsoft.com/office/drawing/2015/10/21/chartex" xmlns:cx3="http://schemas.microsoft.com/office/drawing/2016/5/9/chartex" xmlns:cx4="http://schemas.microsoft.com/office/drawing/2016/5/10/chartex" xmlns:cx5="http://schemas.microsoft.com/office/drawing/2016/5/11/chartex" xmlns:cx6="http://schemas.microsoft.com/office/drawing/2016/5/12/chartex" xmlns:cx7="http://schemas.microsoft.com/office/drawing/2016/5/13/chartex" xmlns:cx8="http://schemas.microsoft.com/office/drawing/2016/5/14/chartex" xmlns:mc="http://schemas.openxmlformats.org/markup-compatibility/2006" xmlns:aink="http://schemas.microsoft.com/office/drawing/2016/ink" xmlns:am3d="http://schemas.microsoft.com/office/drawing/2017/model3d" xmlns:o="urn:schemas-microsoft-com:office:office" xmlns:oel="http://schemas.microsoft.com/office/2019/extlst" xmlns:r="http://schemas.openxmlformats.org/officeDocument/2006/relationships" xmlns:m="http://schemas.openxmlformats.org/officeDocument/2006/math" xmlns:v="urn:schemas-microsoft-com:vml" xmlns:wp14="http://schemas.microsoft.com/office/word/2010/wordprocessingDrawing" xmlns:wp="http://schemas.openxmlformats.org/drawingml/2006/wordprocessingDrawing" xmlns:w10="urn:schemas-microsoft-com:office:word" xmlns:w="http://schemas.openxmlformats.org/wordprocessingml/2006/main" xmlns:w14="http://schemas.microsoft.com/office/word/2010/wordml" xmlns:w15="http://schemas.microsoft.com/office/word/2012/wordml" xmlns:w16cex="http://schemas.microsoft.com/office/word/2018/wordml/cex" xmlns:w16cid="http://schemas.microsoft.com/office/word/2016/wordml/cid" xmlns:w16="http://schemas.microsoft.com/office/word/2018/wordml" xmlns:w16du="http://schemas.microsoft.com/office/word/2023/wordml/word16du" xmlns:w16sdtdh="http://schemas.microsoft.com/office/word/2020/wordml/sdtdatahash" xmlns:w16sdtfl="http://schemas.microsoft.com/office/word/2024/wordml/sdtformatlock" xmlns:w16se="http://schemas.microsoft.com/office/word/2015/wordml/symex" xmlns:wpg="http://schemas.microsoft.com/office/word/2010/wordprocessingGroup" xmlns:wpi="http://schemas.microsoft.com/office/word/2010/wordprocessingInk" xmlns:wne="http://schemas.microsoft.com/office/word/2006/wordml" xmlns:wps="http://schemas.microsoft.com/office/word/2010/wordprocessingShape" mc:Ignorable="w14 w15 w16se w16cid w16 w16cex w16sdtdh w16sdtfl w16du wp14">
+<w:endnotes xmlns:wpc="http://schemas.microsoft.com/office/word/2010/wordprocessingCanvas" xmlns:cx="http://schemas.microsoft.com/office/drawing/2014/chartex" xmlns:cx1="http://schemas.microsoft.com/office/drawing/2015/9/8/chartex" xmlns:cx2="http://schemas.microsoft.com/office/drawing/2015/10/21/chartex" xmlns:cx3="http://schemas.microsoft.com/office/drawing/2016/5/9/chartex" xmlns:cx4="http://schemas.microsoft.com/office/drawing/2016/5/10/chartex" xmlns:cx5="http://schemas.microsoft.com/office/drawing/2016/5/11/chartex" xmlns:cx6="http://schemas.microsoft.com/office/drawing/2016/5/12/chartex" xmlns:cx7="http://schemas.microsoft.com/office/drawing/2016/5/13/chartex" xmlns:cx8="http://schemas.microsoft.com/office/drawing/2016/5/14/chartex" xmlns:mc="http://schemas.openxmlformats.org/markup-compatibility/2006" xmlns:aink="http://schemas.microsoft.com/office/drawing/2016/ink" xmlns:am3d="http://schemas.microsoft.com/office/drawing/2017/model3d" xmlns:o="urn:schemas-microsoft-com:office:office" xmlns:r="http://schemas.openxmlformats.org/officeDocument/2006/relationships" xmlns:m="http://schemas.openxmlformats.org/officeDocument/2006/math" xmlns:v="urn:schemas-microsoft-com:vml" xmlns:wp14="http://schemas.microsoft.com/office/word/2010/wordprocessingDrawing" xmlns:wp="http://schemas.openxmlformats.org/drawingml/2006/wordprocessingDrawing" xmlns:w10="urn:schemas-microsoft-com:office:word" xmlns:w="http://schemas.openxmlformats.org/wordprocessingml/2006/main" xmlns:w14="http://schemas.microsoft.com/office/word/2010/wordml" xmlns:w15="http://schemas.microsoft.com/office/word/2012/wordml" xmlns:w16cex="http://schemas.microsoft.com/office/word/2018/wordml/cex" xmlns:w16cid="http://schemas.microsoft.com/office/word/2016/wordml/cid" xmlns:w16="http://schemas.microsoft.com/office/word/2018/wordml" xmlns:w16sdtdh="http://schemas.microsoft.com/office/word/2020/wordml/sdtdatahash" xmlns:w16se="http://schemas.microsoft.com/office/word/2015/wordml/symex" xmlns:wpg="http://schemas.microsoft.com/office/word/2010/wordprocessingGroup" xmlns:wpi="http://schemas.microsoft.com/office/word/2010/wordprocessingInk" xmlns:wne="http://schemas.microsoft.com/office/word/2006/wordml" xmlns:wps="http://schemas.microsoft.com/office/word/2010/wordprocessingShape" mc:Ignorable="w14 w15 w16se w16cid w16 w16cex w16sdtdh wp14">
   <w:endnote w:type="separator" w:id="-1">
     <w:p>
       <w:pPr>
@@ -3113,7 +3188,7 @@
 </file>
 
 <file path=word/footnotes.xml><?xml version="1.0" encoding="utf-8"?>
-<w:footnotes xmlns:wpc="http://schemas.microsoft.com/office/word/2010/wordprocessingCanvas" xmlns:cx="http://schemas.microsoft.com/office/drawing/2014/chartex" xmlns:cx1="http://schemas.microsoft.com/office/drawing/2015/9/8/chartex" xmlns:cx2="http://schemas.microsoft.com/office/drawing/2015/10/21/chartex" xmlns:cx3="http://schemas.microsoft.com/office/drawing/2016/5/9/chartex" xmlns:cx4="http://schemas.microsoft.com/office/drawing/2016/5/10/chartex" xmlns:cx5="http://schemas.microsoft.com/office/drawing/2016/5/11/chartex" xmlns:cx6="http://schemas.microsoft.com/office/drawing/2016/5/12/chartex" xmlns:cx7="http://schemas.microsoft.com/office/drawing/2016/5/13/chartex" xmlns:cx8="http://schemas.microsoft.com/office/drawing/2016/5/14/chartex" xmlns:mc="http://schemas.openxmlformats.org/markup-compatibility/2006" xmlns:aink="http://schemas.microsoft.com/office/drawing/2016/ink" xmlns:am3d="http://schemas.microsoft.com/office/drawing/2017/model3d" xmlns:o="urn:schemas-microsoft-com:office:office" xmlns:oel="http://schemas.microsoft.com/office/2019/extlst" xmlns:r="http://schemas.openxmlformats.org/officeDocument/2006/relationships" xmlns:m="http://schemas.openxmlformats.org/officeDocument/2006/math" xmlns:v="urn:schemas-microsoft-com:vml" xmlns:wp14="http://schemas.microsoft.com/office/word/2010/wordprocessingDrawing" xmlns:wp="http://schemas.openxmlformats.org/drawingml/2006/wordprocessingDrawing" xmlns:w10="urn:schemas-microsoft-com:office:word" xmlns:w="http://schemas.openxmlformats.org/wordprocessingml/2006/main" xmlns:w14="http://schemas.microsoft.com/office/word/2010/wordml" xmlns:w15="http://schemas.microsoft.com/office/word/2012/wordml" xmlns:w16cex="http://schemas.microsoft.com/office/word/2018/wordml/cex" xmlns:w16cid="http://schemas.microsoft.com/office/word/2016/wordml/cid" xmlns:w16="http://schemas.microsoft.com/office/word/2018/wordml" xmlns:w16du="http://schemas.microsoft.com/office/word/2023/wordml/word16du" xmlns:w16sdtdh="http://schemas.microsoft.com/office/word/2020/wordml/sdtdatahash" xmlns:w16sdtfl="http://schemas.microsoft.com/office/word/2024/wordml/sdtformatlock" xmlns:w16se="http://schemas.microsoft.com/office/word/2015/wordml/symex" xmlns:wpg="http://schemas.microsoft.com/office/word/2010/wordprocessingGroup" xmlns:wpi="http://schemas.microsoft.com/office/word/2010/wordprocessingInk" xmlns:wne="http://schemas.microsoft.com/office/word/2006/wordml" xmlns:wps="http://schemas.microsoft.com/office/word/2010/wordprocessingShape" mc:Ignorable="w14 w15 w16se w16cid w16 w16cex w16sdtdh w16sdtfl w16du wp14">
+<w:footnotes xmlns:wpc="http://schemas.microsoft.com/office/word/2010/wordprocessingCanvas" xmlns:cx="http://schemas.microsoft.com/office/drawing/2014/chartex" xmlns:cx1="http://schemas.microsoft.com/office/drawing/2015/9/8/chartex" xmlns:cx2="http://schemas.microsoft.com/office/drawing/2015/10/21/chartex" xmlns:cx3="http://schemas.microsoft.com/office/drawing/2016/5/9/chartex" xmlns:cx4="http://schemas.microsoft.com/office/drawing/2016/5/10/chartex" xmlns:cx5="http://schemas.microsoft.com/office/drawing/2016/5/11/chartex" xmlns:cx6="http://schemas.microsoft.com/office/drawing/2016/5/12/chartex" xmlns:cx7="http://schemas.microsoft.com/office/drawing/2016/5/13/chartex" xmlns:cx8="http://schemas.microsoft.com/office/drawing/2016/5/14/chartex" xmlns:mc="http://schemas.openxmlformats.org/markup-compatibility/2006" xmlns:aink="http://schemas.microsoft.com/office/drawing/2016/ink" xmlns:am3d="http://schemas.microsoft.com/office/drawing/2017/model3d" xmlns:o="urn:schemas-microsoft-com:office:office" xmlns:r="http://schemas.openxmlformats.org/officeDocument/2006/relationships" xmlns:m="http://schemas.openxmlformats.org/officeDocument/2006/math" xmlns:v="urn:schemas-microsoft-com:vml" xmlns:wp14="http://schemas.microsoft.com/office/word/2010/wordprocessingDrawing" xmlns:wp="http://schemas.openxmlformats.org/drawingml/2006/wordprocessingDrawing" xmlns:w10="urn:schemas-microsoft-com:office:word" xmlns:w="http://schemas.openxmlformats.org/wordprocessingml/2006/main" xmlns:w14="http://schemas.microsoft.com/office/word/2010/wordml" xmlns:w15="http://schemas.microsoft.com/office/word/2012/wordml" xmlns:w16cex="http://schemas.microsoft.com/office/word/2018/wordml/cex" xmlns:w16cid="http://schemas.microsoft.com/office/word/2016/wordml/cid" xmlns:w16="http://schemas.microsoft.com/office/word/2018/wordml" xmlns:w16sdtdh="http://schemas.microsoft.com/office/word/2020/wordml/sdtdatahash" xmlns:w16se="http://schemas.microsoft.com/office/word/2015/wordml/symex" xmlns:wpg="http://schemas.microsoft.com/office/word/2010/wordprocessingGroup" xmlns:wpi="http://schemas.microsoft.com/office/word/2010/wordprocessingInk" xmlns:wne="http://schemas.microsoft.com/office/word/2006/wordml" xmlns:wps="http://schemas.microsoft.com/office/word/2010/wordprocessingShape" mc:Ignorable="w14 w15 w16se w16cid w16 w16cex w16sdtdh wp14">
   <w:footnote w:type="separator" w:id="-1">
     <w:p>
       <w:pPr>
@@ -3138,7 +3213,7 @@
 </file>
 
 <file path=word/header1.xml><?xml version="1.0" encoding="utf-8"?>
-<w:hdr xmlns:wpc="http://schemas.microsoft.com/office/word/2010/wordprocessingCanvas" xmlns:cx="http://schemas.microsoft.com/office/drawing/2014/chartex" xmlns:cx1="http://schemas.microsoft.com/office/drawing/2015/9/8/chartex" xmlns:cx2="http://schemas.microsoft.com/office/drawing/2015/10/21/chartex" xmlns:cx3="http://schemas.microsoft.com/office/drawing/2016/5/9/chartex" xmlns:cx4="http://schemas.microsoft.com/office/drawing/2016/5/10/chartex" xmlns:cx5="http://schemas.microsoft.com/office/drawing/2016/5/11/chartex" xmlns:cx6="http://schemas.microsoft.com/office/drawing/2016/5/12/chartex" xmlns:cx7="http://schemas.microsoft.com/office/drawing/2016/5/13/chartex" xmlns:cx8="http://schemas.microsoft.com/office/drawing/2016/5/14/chartex" xmlns:mc="http://schemas.openxmlformats.org/markup-compatibility/2006" xmlns:aink="http://schemas.microsoft.com/office/drawing/2016/ink" xmlns:am3d="http://schemas.microsoft.com/office/drawing/2017/model3d" xmlns:o="urn:schemas-microsoft-com:office:office" xmlns:oel="http://schemas.microsoft.com/office/2019/extlst" xmlns:r="http://schemas.openxmlformats.org/officeDocument/2006/relationships" xmlns:m="http://schemas.openxmlformats.org/officeDocument/2006/math" xmlns:v="urn:schemas-microsoft-com:vml" xmlns:wp14="http://schemas.microsoft.com/office/word/2010/wordprocessingDrawing" xmlns:wp="http://schemas.openxmlformats.org/drawingml/2006/wordprocessingDrawing" xmlns:w10="urn:schemas-microsoft-com:office:word" xmlns:w="http://schemas.openxmlformats.org/wordprocessingml/2006/main" xmlns:w14="http://schemas.microsoft.com/office/word/2010/wordml" xmlns:w15="http://schemas.microsoft.com/office/word/2012/wordml" xmlns:w16cex="http://schemas.microsoft.com/office/word/2018/wordml/cex" xmlns:w16cid="http://schemas.microsoft.com/office/word/2016/wordml/cid" xmlns:w16="http://schemas.microsoft.com/office/word/2018/wordml" xmlns:w16du="http://schemas.microsoft.com/office/word/2023/wordml/word16du" xmlns:w16sdtdh="http://schemas.microsoft.com/office/word/2020/wordml/sdtdatahash" xmlns:w16sdtfl="http://schemas.microsoft.com/office/word/2024/wordml/sdtformatlock" xmlns:w16se="http://schemas.microsoft.com/office/word/2015/wordml/symex" xmlns:wpg="http://schemas.microsoft.com/office/word/2010/wordprocessingGroup" xmlns:wpi="http://schemas.microsoft.com/office/word/2010/wordprocessingInk" xmlns:wne="http://schemas.microsoft.com/office/word/2006/wordml" xmlns:wps="http://schemas.microsoft.com/office/word/2010/wordprocessingShape" mc:Ignorable="w14 w15 w16se w16cid w16 w16cex w16sdtdh w16sdtfl w16du wp14">
+<w:hdr xmlns:wpc="http://schemas.microsoft.com/office/word/2010/wordprocessingCanvas" xmlns:cx="http://schemas.microsoft.com/office/drawing/2014/chartex" xmlns:cx1="http://schemas.microsoft.com/office/drawing/2015/9/8/chartex" xmlns:cx2="http://schemas.microsoft.com/office/drawing/2015/10/21/chartex" xmlns:cx3="http://schemas.microsoft.com/office/drawing/2016/5/9/chartex" xmlns:cx4="http://schemas.microsoft.com/office/drawing/2016/5/10/chartex" xmlns:cx5="http://schemas.microsoft.com/office/drawing/2016/5/11/chartex" xmlns:cx6="http://schemas.microsoft.com/office/drawing/2016/5/12/chartex" xmlns:cx7="http://schemas.microsoft.com/office/drawing/2016/5/13/chartex" xmlns:cx8="http://schemas.microsoft.com/office/drawing/2016/5/14/chartex" xmlns:mc="http://schemas.openxmlformats.org/markup-compatibility/2006" xmlns:aink="http://schemas.microsoft.com/office/drawing/2016/ink" xmlns:am3d="http://schemas.microsoft.com/office/drawing/2017/model3d" xmlns:o="urn:schemas-microsoft-com:office:office" xmlns:r="http://schemas.openxmlformats.org/officeDocument/2006/relationships" xmlns:m="http://schemas.openxmlformats.org/officeDocument/2006/math" xmlns:v="urn:schemas-microsoft-com:vml" xmlns:wp14="http://schemas.microsoft.com/office/word/2010/wordprocessingDrawing" xmlns:wp="http://schemas.openxmlformats.org/drawingml/2006/wordprocessingDrawing" xmlns:w10="urn:schemas-microsoft-com:office:word" xmlns:w="http://schemas.openxmlformats.org/wordprocessingml/2006/main" xmlns:w14="http://schemas.microsoft.com/office/word/2010/wordml" xmlns:w15="http://schemas.microsoft.com/office/word/2012/wordml" xmlns:w16cex="http://schemas.microsoft.com/office/word/2018/wordml/cex" xmlns:w16cid="http://schemas.microsoft.com/office/word/2016/wordml/cid" xmlns:w16="http://schemas.microsoft.com/office/word/2018/wordml" xmlns:w16sdtdh="http://schemas.microsoft.com/office/word/2020/wordml/sdtdatahash" xmlns:w16se="http://schemas.microsoft.com/office/word/2015/wordml/symex" xmlns:wpg="http://schemas.microsoft.com/office/word/2010/wordprocessingGroup" xmlns:wpi="http://schemas.microsoft.com/office/word/2010/wordprocessingInk" xmlns:wne="http://schemas.microsoft.com/office/word/2006/wordml" xmlns:wps="http://schemas.microsoft.com/office/word/2010/wordprocessingShape" mc:Ignorable="w14 w15 w16se w16cid w16 w16cex w16sdtdh wp14">
   <w:p>
     <w:pPr>
       <w:pStyle w:val="Encabezado"/>
@@ -3202,7 +3277,7 @@
 </file>
 
 <file path=word/numbering.xml><?xml version="1.0" encoding="utf-8"?>
-<w:numbering xmlns:wpc="http://schemas.microsoft.com/office/word/2010/wordprocessingCanvas" xmlns:cx="http://schemas.microsoft.com/office/drawing/2014/chartex" xmlns:cx1="http://schemas.microsoft.com/office/drawing/2015/9/8/chartex" xmlns:cx2="http://schemas.microsoft.com/office/drawing/2015/10/21/chartex" xmlns:cx3="http://schemas.microsoft.com/office/drawing/2016/5/9/chartex" xmlns:cx4="http://schemas.microsoft.com/office/drawing/2016/5/10/chartex" xmlns:cx5="http://schemas.microsoft.com/office/drawing/2016/5/11/chartex" xmlns:cx6="http://schemas.microsoft.com/office/drawing/2016/5/12/chartex" xmlns:cx7="http://schemas.microsoft.com/office/drawing/2016/5/13/chartex" xmlns:cx8="http://schemas.microsoft.com/office/drawing/2016/5/14/chartex" xmlns:mc="http://schemas.openxmlformats.org/markup-compatibility/2006" xmlns:aink="http://schemas.microsoft.com/office/drawing/2016/ink" xmlns:am3d="http://schemas.microsoft.com/office/drawing/2017/model3d" xmlns:o="urn:schemas-microsoft-com:office:office" xmlns:oel="http://schemas.microsoft.com/office/2019/extlst" xmlns:r="http://schemas.openxmlformats.org/officeDocument/2006/relationships" xmlns:m="http://schemas.openxmlformats.org/officeDocument/2006/math" xmlns:v="urn:schemas-microsoft-com:vml" xmlns:wp14="http://schemas.microsoft.com/office/word/2010/wordprocessingDrawing" xmlns:wp="http://schemas.openxmlformats.org/drawingml/2006/wordprocessingDrawing" xmlns:w10="urn:schemas-microsoft-com:office:word" xmlns:w="http://schemas.openxmlformats.org/wordprocessingml/2006/main" xmlns:w14="http://schemas.microsoft.com/office/word/2010/wordml" xmlns:w15="http://schemas.microsoft.com/office/word/2012/wordml" xmlns:w16cex="http://schemas.microsoft.com/office/word/2018/wordml/cex" xmlns:w16cid="http://schemas.microsoft.com/office/word/2016/wordml/cid" xmlns:w16="http://schemas.microsoft.com/office/word/2018/wordml" xmlns:w16du="http://schemas.microsoft.com/office/word/2023/wordml/word16du" xmlns:w16sdtdh="http://schemas.microsoft.com/office/word/2020/wordml/sdtdatahash" xmlns:w16sdtfl="http://schemas.microsoft.com/office/word/2024/wordml/sdtformatlock" xmlns:w16se="http://schemas.microsoft.com/office/word/2015/wordml/symex" xmlns:wpg="http://schemas.microsoft.com/office/word/2010/wordprocessingGroup" xmlns:wpi="http://schemas.microsoft.com/office/word/2010/wordprocessingInk" xmlns:wne="http://schemas.microsoft.com/office/word/2006/wordml" xmlns:wps="http://schemas.microsoft.com/office/word/2010/wordprocessingShape" mc:Ignorable="w14 w15 w16se w16cid w16 w16cex w16sdtdh w16sdtfl w16du wp14">
+<w:numbering xmlns:wpc="http://schemas.microsoft.com/office/word/2010/wordprocessingCanvas" xmlns:cx="http://schemas.microsoft.com/office/drawing/2014/chartex" xmlns:cx1="http://schemas.microsoft.com/office/drawing/2015/9/8/chartex" xmlns:cx2="http://schemas.microsoft.com/office/drawing/2015/10/21/chartex" xmlns:cx3="http://schemas.microsoft.com/office/drawing/2016/5/9/chartex" xmlns:cx4="http://schemas.microsoft.com/office/drawing/2016/5/10/chartex" xmlns:cx5="http://schemas.microsoft.com/office/drawing/2016/5/11/chartex" xmlns:cx6="http://schemas.microsoft.com/office/drawing/2016/5/12/chartex" xmlns:cx7="http://schemas.microsoft.com/office/drawing/2016/5/13/chartex" xmlns:cx8="http://schemas.microsoft.com/office/drawing/2016/5/14/chartex" xmlns:mc="http://schemas.openxmlformats.org/markup-compatibility/2006" xmlns:aink="http://schemas.microsoft.com/office/drawing/2016/ink" xmlns:am3d="http://schemas.microsoft.com/office/drawing/2017/model3d" xmlns:o="urn:schemas-microsoft-com:office:office" xmlns:r="http://schemas.openxmlformats.org/officeDocument/2006/relationships" xmlns:m="http://schemas.openxmlformats.org/officeDocument/2006/math" xmlns:v="urn:schemas-microsoft-com:vml" xmlns:wp14="http://schemas.microsoft.com/office/word/2010/wordprocessingDrawing" xmlns:wp="http://schemas.openxmlformats.org/drawingml/2006/wordprocessingDrawing" xmlns:w10="urn:schemas-microsoft-com:office:word" xmlns:w="http://schemas.openxmlformats.org/wordprocessingml/2006/main" xmlns:w14="http://schemas.microsoft.com/office/word/2010/wordml" xmlns:w15="http://schemas.microsoft.com/office/word/2012/wordml" xmlns:w16cex="http://schemas.microsoft.com/office/word/2018/wordml/cex" xmlns:w16cid="http://schemas.microsoft.com/office/word/2016/wordml/cid" xmlns:w16="http://schemas.microsoft.com/office/word/2018/wordml" xmlns:w16sdtdh="http://schemas.microsoft.com/office/word/2020/wordml/sdtdatahash" xmlns:w16se="http://schemas.microsoft.com/office/word/2015/wordml/symex" xmlns:wpg="http://schemas.microsoft.com/office/word/2010/wordprocessingGroup" xmlns:wpi="http://schemas.microsoft.com/office/word/2010/wordprocessingInk" xmlns:wne="http://schemas.microsoft.com/office/word/2006/wordml" xmlns:wps="http://schemas.microsoft.com/office/word/2010/wordprocessingShape" mc:Ignorable="w14 w15 w16se w16cid w16 w16cex w16sdtdh wp14">
   <w:abstractNum w:abstractNumId="0" w15:restartNumberingAfterBreak="0">
     <w:nsid w:val="1A055A4A"/>
     <w:multiLevelType w:val="hybridMultilevel"/>
@@ -3470,20 +3545,20 @@
       </w:pPr>
     </w:lvl>
   </w:abstractNum>
-  <w:num w:numId="1" w16cid:durableId="1895655772">
+  <w:num w:numId="1">
     <w:abstractNumId w:val="0"/>
   </w:num>
-  <w:num w:numId="2" w16cid:durableId="1166747610">
+  <w:num w:numId="2">
     <w:abstractNumId w:val="2"/>
   </w:num>
-  <w:num w:numId="3" w16cid:durableId="394670450">
+  <w:num w:numId="3">
     <w:abstractNumId w:val="1"/>
   </w:num>
 </w:numbering>
 </file>
 
 <file path=word/styles.xml><?xml version="1.0" encoding="utf-8"?>
-<w:styles xmlns:mc="http://schemas.openxmlformats.org/markup-compatibility/2006" xmlns:r="http://schemas.openxmlformats.org/officeDocument/2006/relationships" xmlns:w="http://schemas.openxmlformats.org/wordprocessingml/2006/main" xmlns:w14="http://schemas.microsoft.com/office/word/2010/wordml" xmlns:w15="http://schemas.microsoft.com/office/word/2012/wordml" xmlns:w16cex="http://schemas.microsoft.com/office/word/2018/wordml/cex" xmlns:w16cid="http://schemas.microsoft.com/office/word/2016/wordml/cid" xmlns:w16="http://schemas.microsoft.com/office/word/2018/wordml" xmlns:w16du="http://schemas.microsoft.com/office/word/2023/wordml/word16du" xmlns:w16sdtdh="http://schemas.microsoft.com/office/word/2020/wordml/sdtdatahash" xmlns:w16sdtfl="http://schemas.microsoft.com/office/word/2024/wordml/sdtformatlock" xmlns:w16se="http://schemas.microsoft.com/office/word/2015/wordml/symex" mc:Ignorable="w14 w15 w16se w16cid w16 w16cex w16sdtdh w16sdtfl w16du">
+<w:styles xmlns:mc="http://schemas.openxmlformats.org/markup-compatibility/2006" xmlns:r="http://schemas.openxmlformats.org/officeDocument/2006/relationships" xmlns:w="http://schemas.openxmlformats.org/wordprocessingml/2006/main" xmlns:w14="http://schemas.microsoft.com/office/word/2010/wordml" xmlns:w15="http://schemas.microsoft.com/office/word/2012/wordml" xmlns:w16cex="http://schemas.microsoft.com/office/word/2018/wordml/cex" xmlns:w16cid="http://schemas.microsoft.com/office/word/2016/wordml/cid" xmlns:w16="http://schemas.microsoft.com/office/word/2018/wordml" xmlns:w16sdtdh="http://schemas.microsoft.com/office/word/2020/wordml/sdtdatahash" xmlns:w16se="http://schemas.microsoft.com/office/word/2015/wordml/symex" mc:Ignorable="w14 w15 w16se w16cid w16 w16cex w16sdtdh">
   <w:docDefaults>
     <w:rPrDefault>
       <w:rPr>
@@ -4758,25 +4833,6 @@
 </file>
 
 <file path=customXml/item1.xml><?xml version="1.0" encoding="utf-8"?>
-<b:Sources xmlns:b="http://schemas.openxmlformats.org/officeDocument/2006/bibliography" xmlns="http://schemas.openxmlformats.org/officeDocument/2006/bibliography" SelectedStyle="\APASixthEditionOfficeOnline.xsl" StyleName="APA" Version="6"/>
-</file>
-
-<file path=customXml/item2.xml><?xml version="1.0" encoding="utf-8"?>
-<p:properties xmlns:p="http://schemas.microsoft.com/office/2006/metadata/properties" xmlns:xsi="http://www.w3.org/2001/XMLSchema-instance" xmlns:pc="http://schemas.microsoft.com/office/infopath/2007/PartnerControls">
-  <documentManagement/>
-</p:properties>
-</file>
-
-<file path=customXml/item3.xml><?xml version="1.0" encoding="utf-8"?>
-<?mso-contentType ?>
-<FormTemplates xmlns="http://schemas.microsoft.com/sharepoint/v3/contenttype/forms">
-  <Display>DocumentLibraryForm</Display>
-  <Edit>DocumentLibraryForm</Edit>
-  <New>DocumentLibraryForm</New>
-</FormTemplates>
-</file>
-
-<file path=customXml/item4.xml><?xml version="1.0" encoding="utf-8"?>
 <ct:contentTypeSchema xmlns:ct="http://schemas.microsoft.com/office/2006/metadata/contentType" xmlns:ma="http://schemas.microsoft.com/office/2006/metadata/properties/metaAttributes" ct:_="" ma:_="" ma:contentTypeName="Document" ma:contentTypeID="0x01010022E68C43A7F7E14E9C2DBA97578F96AC" ma:contentTypeVersion="5" ma:contentTypeDescription="Create a new document." ma:contentTypeScope="" ma:versionID="a359e595774b5d54ee6366f936b998cd">
   <xsd:schema xmlns:xsd="http://www.w3.org/2001/XMLSchema" xmlns:xs="http://www.w3.org/2001/XMLSchema" xmlns:p="http://schemas.microsoft.com/office/2006/metadata/properties" xmlns:ns3="9ed0ec6a-0b7e-4f53-8e61-7400e50b4e0f" targetNamespace="http://schemas.microsoft.com/office/2006/metadata/properties" ma:root="true" ma:fieldsID="18857862d9ea40468925bf669fe594cb" ns3:_="">
     <xsd:import namespace="9ed0ec6a-0b7e-4f53-8e61-7400e50b4e0f"/>
@@ -4926,32 +4982,26 @@
 </ct:contentTypeSchema>
 </file>
 
-<file path=customXml/itemProps1.xml><?xml version="1.0" encoding="utf-8"?>
-<ds:datastoreItem xmlns:ds="http://schemas.openxmlformats.org/officeDocument/2006/customXml" ds:itemID="{85AD68EB-34A2-4785-91D1-CF4D6B4C09BA}">
-  <ds:schemaRefs>
-    <ds:schemaRef ds:uri="http://schemas.openxmlformats.org/officeDocument/2006/bibliography"/>
-  </ds:schemaRefs>
-</ds:datastoreItem>
+<file path=customXml/item2.xml><?xml version="1.0" encoding="utf-8"?>
+<?mso-contentType ?>
+<FormTemplates xmlns="http://schemas.microsoft.com/sharepoint/v3/contenttype/forms">
+  <Display>DocumentLibraryForm</Display>
+  <Edit>DocumentLibraryForm</Edit>
+  <New>DocumentLibraryForm</New>
+</FormTemplates>
 </file>
 
-<file path=customXml/itemProps2.xml><?xml version="1.0" encoding="utf-8"?>
-<ds:datastoreItem xmlns:ds="http://schemas.openxmlformats.org/officeDocument/2006/customXml" ds:itemID="{A47647CC-3DCB-4A9E-8CDA-F5932F7A2688}">
-  <ds:schemaRefs>
-    <ds:schemaRef ds:uri="http://schemas.microsoft.com/office/2006/metadata/properties"/>
-    <ds:schemaRef ds:uri="http://schemas.microsoft.com/office/infopath/2007/PartnerControls"/>
-  </ds:schemaRefs>
-</ds:datastoreItem>
+<file path=customXml/item3.xml><?xml version="1.0" encoding="utf-8"?>
+<p:properties xmlns:p="http://schemas.microsoft.com/office/2006/metadata/properties" xmlns:xsi="http://www.w3.org/2001/XMLSchema-instance" xmlns:pc="http://schemas.microsoft.com/office/infopath/2007/PartnerControls">
+  <documentManagement/>
+</p:properties>
 </file>
 
-<file path=customXml/itemProps3.xml><?xml version="1.0" encoding="utf-8"?>
-<ds:datastoreItem xmlns:ds="http://schemas.openxmlformats.org/officeDocument/2006/customXml" ds:itemID="{039EA66C-4AB9-4B3A-A1DF-87D69CEF4333}">
-  <ds:schemaRefs>
-    <ds:schemaRef ds:uri="http://schemas.microsoft.com/sharepoint/v3/contenttype/forms"/>
-  </ds:schemaRefs>
-</ds:datastoreItem>
+<file path=customXml/item4.xml><?xml version="1.0" encoding="utf-8"?>
+<b:Sources xmlns:b="http://schemas.openxmlformats.org/officeDocument/2006/bibliography" xmlns="http://schemas.openxmlformats.org/officeDocument/2006/bibliography" SelectedStyle="\APASixthEditionOfficeOnline.xsl" StyleName="APA" Version="6"/>
 </file>
 
-<file path=customXml/itemProps4.xml><?xml version="1.0" encoding="utf-8"?>
+<file path=customXml/itemProps1.xml><?xml version="1.0" encoding="utf-8"?>
 <ds:datastoreItem xmlns:ds="http://schemas.openxmlformats.org/officeDocument/2006/customXml" ds:itemID="{2BEEBE0C-C4AC-4914-81F1-784F49B5FBC4}">
   <ds:schemaRefs>
     <ds:schemaRef ds:uri="http://schemas.microsoft.com/office/2006/metadata/contentType"/>
@@ -4967,4 +5017,29 @@
     <ds:schemaRef ds:uri="http://schemas.microsoft.com/internal/obd"/>
   </ds:schemaRefs>
 </ds:datastoreItem>
+</file>
+
+<file path=customXml/itemProps2.xml><?xml version="1.0" encoding="utf-8"?>
+<ds:datastoreItem xmlns:ds="http://schemas.openxmlformats.org/officeDocument/2006/customXml" ds:itemID="{039EA66C-4AB9-4B3A-A1DF-87D69CEF4333}">
+  <ds:schemaRefs>
+    <ds:schemaRef ds:uri="http://schemas.microsoft.com/sharepoint/v3/contenttype/forms"/>
+  </ds:schemaRefs>
+</ds:datastoreItem>
+</file>
+
+<file path=customXml/itemProps3.xml><?xml version="1.0" encoding="utf-8"?>
+<ds:datastoreItem xmlns:ds="http://schemas.openxmlformats.org/officeDocument/2006/customXml" ds:itemID="{A47647CC-3DCB-4A9E-8CDA-F5932F7A2688}">
+  <ds:schemaRefs>
+    <ds:schemaRef ds:uri="http://schemas.microsoft.com/office/2006/metadata/properties"/>
+    <ds:schemaRef ds:uri="http://schemas.microsoft.com/office/infopath/2007/PartnerControls"/>
+  </ds:schemaRefs>
+</ds:datastoreItem>
+</file>
+
+<file path=customXml/itemProps4.xml><?xml version="1.0" encoding="utf-8"?>
+<ds:datastoreItem xmlns:ds="http://schemas.openxmlformats.org/officeDocument/2006/customXml" ds:itemID="{85AD68EB-34A2-4785-91D1-CF4D6B4C09BA}">
+  <ds:schemaRefs>
+    <ds:schemaRef ds:uri="http://schemas.openxmlformats.org/officeDocument/2006/bibliography"/>
+  </ds:schemaRefs>
+</ds:datastoreItem>
 </file>